--- a/tests/fixtures/sample_with_internal_link.docx
+++ b/tests/fixtures/sample_with_internal_link.docx
@@ -210,7 +210,10 @@
     <w:p>
       <w:hyperlink w:anchor="targetbookmark">
         <w:r>
-          <w:rPr/>
+          <w:rPr>
+            <w:color w:val="0563C1"/>
+            <w:u w:val="single"/>
+          </w:rPr>
           <w:t>jump to target</w:t>
         </w:r>
       </w:hyperlink>
